--- a/CSC222_ProjectProposal.docx
+++ b/CSC222_ProjectProposal.docx
@@ -223,6 +223,9 @@
       </w:r>
       <w:r>
         <w:br/>
+      </w:r>
+      <w:r>
+        <w:t>https://github.com/Metalblade85/csc222-finalproject-SmithAndrew</w:t>
       </w:r>
     </w:p>
     <w:sectPr>
